--- a/doc/用串口升级app时的步骤.docx
+++ b/doc/用串口升级app时的步骤.docx
@@ -24,6 +24,7 @@
     <w:p>
       <w:pPr>
         <w:numPr>
+          <w:ilvl w:val="0"/>
           <w:numId w:val="0"/>
         </w:numPr>
         <w:rPr>
@@ -42,6 +43,7 @@
     <w:p>
       <w:pPr>
         <w:numPr>
+          <w:ilvl w:val="0"/>
           <w:numId w:val="0"/>
         </w:numPr>
       </w:pPr>
@@ -92,13 +94,15 @@
     <w:p>
       <w:pPr>
         <w:numPr>
-          <w:numId w:val="0"/>
-        </w:numPr>
-      </w:pPr>
-    </w:p>
-    <w:p>
-      <w:pPr>
-        <w:numPr>
+          <w:ilvl w:val="0"/>
+          <w:numId w:val="0"/>
+        </w:numPr>
+      </w:pPr>
+    </w:p>
+    <w:p>
+      <w:pPr>
+        <w:numPr>
+          <w:ilvl w:val="0"/>
           <w:numId w:val="0"/>
         </w:numPr>
         <w:rPr>
@@ -128,6 +132,7 @@
     <w:p>
       <w:pPr>
         <w:numPr>
+          <w:ilvl w:val="0"/>
           <w:numId w:val="0"/>
         </w:numPr>
       </w:pPr>
@@ -178,6 +183,7 @@
     <w:p>
       <w:pPr>
         <w:numPr>
+          <w:ilvl w:val="0"/>
           <w:numId w:val="0"/>
         </w:numPr>
       </w:pPr>
@@ -205,6 +211,7 @@
     <w:p>
       <w:pPr>
         <w:numPr>
+          <w:ilvl w:val="0"/>
           <w:numId w:val="0"/>
         </w:numPr>
         <w:ind w:leftChars="0"/>
@@ -224,6 +231,7 @@
     <w:p>
       <w:pPr>
         <w:numPr>
+          <w:ilvl w:val="0"/>
           <w:numId w:val="0"/>
         </w:numPr>
         <w:ind w:leftChars="0"/>
@@ -275,38 +283,43 @@
     <w:p>
       <w:pPr>
         <w:numPr>
-          <w:numId w:val="0"/>
-        </w:numPr>
-        <w:ind w:leftChars="0"/>
-      </w:pPr>
-    </w:p>
-    <w:p>
-      <w:pPr>
-        <w:numPr>
-          <w:numId w:val="0"/>
-        </w:numPr>
-        <w:ind w:leftChars="0"/>
-      </w:pPr>
-    </w:p>
-    <w:p>
-      <w:pPr>
-        <w:numPr>
-          <w:numId w:val="0"/>
-        </w:numPr>
-        <w:ind w:leftChars="0"/>
-      </w:pPr>
-    </w:p>
-    <w:p>
-      <w:pPr>
-        <w:numPr>
-          <w:numId w:val="0"/>
-        </w:numPr>
-        <w:ind w:leftChars="0"/>
-      </w:pPr>
-    </w:p>
-    <w:p>
-      <w:pPr>
-        <w:numPr>
+          <w:ilvl w:val="0"/>
+          <w:numId w:val="0"/>
+        </w:numPr>
+        <w:ind w:leftChars="0"/>
+      </w:pPr>
+    </w:p>
+    <w:p>
+      <w:pPr>
+        <w:numPr>
+          <w:ilvl w:val="0"/>
+          <w:numId w:val="0"/>
+        </w:numPr>
+        <w:ind w:leftChars="0"/>
+      </w:pPr>
+    </w:p>
+    <w:p>
+      <w:pPr>
+        <w:numPr>
+          <w:ilvl w:val="0"/>
+          <w:numId w:val="0"/>
+        </w:numPr>
+        <w:ind w:leftChars="0"/>
+      </w:pPr>
+    </w:p>
+    <w:p>
+      <w:pPr>
+        <w:numPr>
+          <w:ilvl w:val="0"/>
+          <w:numId w:val="0"/>
+        </w:numPr>
+        <w:ind w:leftChars="0"/>
+      </w:pPr>
+    </w:p>
+    <w:p>
+      <w:pPr>
+        <w:numPr>
+          <w:ilvl w:val="0"/>
           <w:numId w:val="0"/>
         </w:numPr>
         <w:ind w:leftChars="0"/>
@@ -326,6 +339,7 @@
     <w:p>
       <w:pPr>
         <w:numPr>
+          <w:ilvl w:val="0"/>
           <w:numId w:val="0"/>
         </w:numPr>
         <w:ind w:leftChars="0"/>
@@ -345,18 +359,20 @@
     <w:p>
       <w:pPr>
         <w:numPr>
-          <w:numId w:val="0"/>
-        </w:numPr>
-        <w:ind w:leftChars="0"/>
-        <w:rPr>
-          <w:rFonts w:hint="eastAsia"/>
-          <w:lang w:val="en-US" w:eastAsia="zh-CN"/>
-        </w:rPr>
-      </w:pPr>
-    </w:p>
-    <w:p>
-      <w:pPr>
-        <w:numPr>
+          <w:ilvl w:val="0"/>
+          <w:numId w:val="0"/>
+        </w:numPr>
+        <w:ind w:leftChars="0"/>
+        <w:rPr>
+          <w:rFonts w:hint="eastAsia"/>
+          <w:lang w:val="en-US" w:eastAsia="zh-CN"/>
+        </w:rPr>
+      </w:pPr>
+    </w:p>
+    <w:p>
+      <w:pPr>
+        <w:numPr>
+          <w:ilvl w:val="0"/>
           <w:numId w:val="0"/>
         </w:numPr>
         <w:ind w:leftChars="0"/>
@@ -408,14 +424,16 @@
     <w:p>
       <w:pPr>
         <w:numPr>
-          <w:numId w:val="0"/>
-        </w:numPr>
-        <w:ind w:leftChars="0"/>
-      </w:pPr>
-    </w:p>
-    <w:p>
-      <w:pPr>
-        <w:numPr>
+          <w:ilvl w:val="0"/>
+          <w:numId w:val="0"/>
+        </w:numPr>
+        <w:ind w:leftChars="0"/>
+      </w:pPr>
+    </w:p>
+    <w:p>
+      <w:pPr>
+        <w:numPr>
+          <w:ilvl w:val="0"/>
           <w:numId w:val="0"/>
         </w:numPr>
         <w:ind w:leftChars="0"/>
@@ -435,6 +453,7 @@
     <w:p>
       <w:pPr>
         <w:numPr>
+          <w:ilvl w:val="0"/>
           <w:numId w:val="0"/>
         </w:numPr>
         <w:ind w:leftChars="0"/>
@@ -486,110 +505,120 @@
     <w:p>
       <w:pPr>
         <w:numPr>
-          <w:numId w:val="0"/>
-        </w:numPr>
-        <w:ind w:leftChars="0"/>
-      </w:pPr>
-    </w:p>
-    <w:p>
-      <w:pPr>
-        <w:numPr>
-          <w:numId w:val="0"/>
-        </w:numPr>
-        <w:ind w:leftChars="0"/>
-        <w:rPr>
-          <w:rFonts w:hint="eastAsia"/>
-          <w:lang w:val="en-US" w:eastAsia="zh-CN"/>
-        </w:rPr>
-      </w:pPr>
-    </w:p>
-    <w:p>
-      <w:pPr>
-        <w:numPr>
-          <w:numId w:val="0"/>
-        </w:numPr>
-        <w:ind w:leftChars="0"/>
-        <w:rPr>
-          <w:rFonts w:hint="eastAsia"/>
-          <w:lang w:val="en-US" w:eastAsia="zh-CN"/>
-        </w:rPr>
-      </w:pPr>
-    </w:p>
-    <w:p>
-      <w:pPr>
-        <w:numPr>
-          <w:numId w:val="0"/>
-        </w:numPr>
-        <w:ind w:leftChars="0"/>
-        <w:rPr>
-          <w:rFonts w:hint="eastAsia"/>
-          <w:lang w:val="en-US" w:eastAsia="zh-CN"/>
-        </w:rPr>
-      </w:pPr>
-    </w:p>
-    <w:p>
-      <w:pPr>
-        <w:numPr>
-          <w:numId w:val="0"/>
-        </w:numPr>
-        <w:ind w:leftChars="0"/>
-        <w:rPr>
-          <w:rFonts w:hint="eastAsia"/>
-          <w:lang w:val="en-US" w:eastAsia="zh-CN"/>
-        </w:rPr>
-      </w:pPr>
-    </w:p>
-    <w:p>
-      <w:pPr>
-        <w:numPr>
-          <w:numId w:val="0"/>
-        </w:numPr>
-        <w:ind w:leftChars="0"/>
-        <w:rPr>
-          <w:rFonts w:hint="eastAsia"/>
-          <w:lang w:val="en-US" w:eastAsia="zh-CN"/>
-        </w:rPr>
-      </w:pPr>
-    </w:p>
-    <w:p>
-      <w:pPr>
-        <w:numPr>
-          <w:numId w:val="0"/>
-        </w:numPr>
-        <w:ind w:leftChars="0"/>
-        <w:rPr>
-          <w:rFonts w:hint="eastAsia"/>
-          <w:lang w:val="en-US" w:eastAsia="zh-CN"/>
-        </w:rPr>
-      </w:pPr>
-    </w:p>
-    <w:p>
-      <w:pPr>
-        <w:numPr>
-          <w:numId w:val="0"/>
-        </w:numPr>
-        <w:ind w:leftChars="0"/>
-        <w:rPr>
-          <w:rFonts w:hint="eastAsia"/>
-          <w:lang w:val="en-US" w:eastAsia="zh-CN"/>
-        </w:rPr>
-      </w:pPr>
-    </w:p>
-    <w:p>
-      <w:pPr>
-        <w:numPr>
-          <w:numId w:val="0"/>
-        </w:numPr>
-        <w:ind w:leftChars="0"/>
-        <w:rPr>
-          <w:rFonts w:hint="eastAsia"/>
-          <w:lang w:val="en-US" w:eastAsia="zh-CN"/>
-        </w:rPr>
-      </w:pPr>
-    </w:p>
-    <w:p>
-      <w:pPr>
-        <w:numPr>
+          <w:ilvl w:val="0"/>
+          <w:numId w:val="0"/>
+        </w:numPr>
+        <w:ind w:leftChars="0"/>
+      </w:pPr>
+    </w:p>
+    <w:p>
+      <w:pPr>
+        <w:numPr>
+          <w:ilvl w:val="0"/>
+          <w:numId w:val="0"/>
+        </w:numPr>
+        <w:ind w:leftChars="0"/>
+        <w:rPr>
+          <w:rFonts w:hint="eastAsia"/>
+          <w:lang w:val="en-US" w:eastAsia="zh-CN"/>
+        </w:rPr>
+      </w:pPr>
+    </w:p>
+    <w:p>
+      <w:pPr>
+        <w:numPr>
+          <w:ilvl w:val="0"/>
+          <w:numId w:val="0"/>
+        </w:numPr>
+        <w:ind w:leftChars="0"/>
+        <w:rPr>
+          <w:rFonts w:hint="eastAsia"/>
+          <w:lang w:val="en-US" w:eastAsia="zh-CN"/>
+        </w:rPr>
+      </w:pPr>
+    </w:p>
+    <w:p>
+      <w:pPr>
+        <w:numPr>
+          <w:ilvl w:val="0"/>
+          <w:numId w:val="0"/>
+        </w:numPr>
+        <w:ind w:leftChars="0"/>
+        <w:rPr>
+          <w:rFonts w:hint="eastAsia"/>
+          <w:lang w:val="en-US" w:eastAsia="zh-CN"/>
+        </w:rPr>
+      </w:pPr>
+    </w:p>
+    <w:p>
+      <w:pPr>
+        <w:numPr>
+          <w:ilvl w:val="0"/>
+          <w:numId w:val="0"/>
+        </w:numPr>
+        <w:ind w:leftChars="0"/>
+        <w:rPr>
+          <w:rFonts w:hint="eastAsia"/>
+          <w:lang w:val="en-US" w:eastAsia="zh-CN"/>
+        </w:rPr>
+      </w:pPr>
+    </w:p>
+    <w:p>
+      <w:pPr>
+        <w:numPr>
+          <w:ilvl w:val="0"/>
+          <w:numId w:val="0"/>
+        </w:numPr>
+        <w:ind w:leftChars="0"/>
+        <w:rPr>
+          <w:rFonts w:hint="eastAsia"/>
+          <w:lang w:val="en-US" w:eastAsia="zh-CN"/>
+        </w:rPr>
+      </w:pPr>
+    </w:p>
+    <w:p>
+      <w:pPr>
+        <w:numPr>
+          <w:ilvl w:val="0"/>
+          <w:numId w:val="0"/>
+        </w:numPr>
+        <w:ind w:leftChars="0"/>
+        <w:rPr>
+          <w:rFonts w:hint="eastAsia"/>
+          <w:lang w:val="en-US" w:eastAsia="zh-CN"/>
+        </w:rPr>
+      </w:pPr>
+    </w:p>
+    <w:p>
+      <w:pPr>
+        <w:numPr>
+          <w:ilvl w:val="0"/>
+          <w:numId w:val="0"/>
+        </w:numPr>
+        <w:ind w:leftChars="0"/>
+        <w:rPr>
+          <w:rFonts w:hint="eastAsia"/>
+          <w:lang w:val="en-US" w:eastAsia="zh-CN"/>
+        </w:rPr>
+      </w:pPr>
+    </w:p>
+    <w:p>
+      <w:pPr>
+        <w:numPr>
+          <w:ilvl w:val="0"/>
+          <w:numId w:val="0"/>
+        </w:numPr>
+        <w:ind w:leftChars="0"/>
+        <w:rPr>
+          <w:rFonts w:hint="eastAsia"/>
+          <w:lang w:val="en-US" w:eastAsia="zh-CN"/>
+        </w:rPr>
+      </w:pPr>
+    </w:p>
+    <w:p>
+      <w:pPr>
+        <w:numPr>
+          <w:ilvl w:val="0"/>
           <w:numId w:val="0"/>
         </w:numPr>
         <w:ind w:leftChars="0"/>
@@ -609,6 +638,7 @@
     <w:p>
       <w:pPr>
         <w:numPr>
+          <w:ilvl w:val="0"/>
           <w:numId w:val="0"/>
         </w:numPr>
         <w:ind w:leftChars="0"/>
@@ -660,14 +690,16 @@
     <w:p>
       <w:pPr>
         <w:numPr>
-          <w:numId w:val="0"/>
-        </w:numPr>
-        <w:ind w:leftChars="0"/>
-      </w:pPr>
-    </w:p>
-    <w:p>
-      <w:pPr>
-        <w:numPr>
+          <w:ilvl w:val="0"/>
+          <w:numId w:val="0"/>
+        </w:numPr>
+        <w:ind w:leftChars="0"/>
+      </w:pPr>
+    </w:p>
+    <w:p>
+      <w:pPr>
+        <w:numPr>
+          <w:ilvl w:val="0"/>
           <w:numId w:val="0"/>
         </w:numPr>
         <w:ind w:leftChars="0"/>
@@ -687,6 +719,7 @@
     <w:p>
       <w:pPr>
         <w:numPr>
+          <w:ilvl w:val="0"/>
           <w:numId w:val="0"/>
         </w:numPr>
         <w:ind w:leftChars="0"/>
@@ -738,6 +771,7 @@
     <w:p>
       <w:pPr>
         <w:numPr>
+          <w:ilvl w:val="0"/>
           <w:numId w:val="0"/>
         </w:numPr>
         <w:ind w:leftChars="0"/>
@@ -757,6 +791,7 @@
     <w:p>
       <w:pPr>
         <w:numPr>
+          <w:ilvl w:val="0"/>
           <w:numId w:val="0"/>
         </w:numPr>
         <w:ind w:leftChars="0"/>
@@ -783,19 +818,81 @@
     <w:p>
       <w:pPr>
         <w:numPr>
-          <w:numId w:val="0"/>
-        </w:numPr>
-        <w:ind w:leftChars="0"/>
+          <w:ilvl w:val="0"/>
+          <w:numId w:val="0"/>
+        </w:numPr>
+        <w:ind w:leftChars="0"/>
+        <w:rPr>
+          <w:rFonts w:hint="eastAsia"/>
+          <w:lang w:val="en-US" w:eastAsia="zh-CN"/>
+        </w:rPr>
+      </w:pPr>
+      <w:r>
         <w:rPr>
           <w:rFonts w:hint="default"/>
           <w:lang w:val="en-US" w:eastAsia="zh-CN"/>
         </w:rPr>
-      </w:pPr>
+        <w:t>Lx07_App_</w:t>
+      </w:r>
+      <w:r>
+        <w:rPr>
+          <w:rFonts w:hint="eastAsia"/>
+          <w:lang w:val="en-US" w:eastAsia="zh-CN"/>
+        </w:rPr>
+        <w:t>B--&gt;Lx07_App_B</w:t>
+      </w:r>
+    </w:p>
+    <w:p>
+      <w:pPr>
+        <w:numPr>
+          <w:ilvl w:val="0"/>
+          <w:numId w:val="0"/>
+        </w:numPr>
+        <w:ind w:leftChars="0"/>
+        <w:rPr>
+          <w:rFonts w:hint="eastAsia"/>
+          <w:lang w:val="en-US" w:eastAsia="zh-CN"/>
+        </w:rPr>
+      </w:pPr>
+    </w:p>
+    <w:p>
+      <w:pPr>
+        <w:numPr>
+          <w:ilvl w:val="0"/>
+          <w:numId w:val="0"/>
+        </w:numPr>
+        <w:ind w:leftChars="0"/>
+        <w:rPr>
+          <w:rFonts w:hint="eastAsia"/>
+          <w:lang w:val="en-US" w:eastAsia="zh-CN"/>
+        </w:rPr>
+      </w:pPr>
+      <w:r>
+        <w:rPr>
+          <w:rFonts w:hint="eastAsia"/>
+          <w:lang w:val="en-US" w:eastAsia="zh-CN"/>
+        </w:rPr>
+        <w:t>5.将生成的</w:t>
+      </w:r>
       <w:r>
         <w:rPr>
           <w:rFonts w:hint="default"/>
           <w:lang w:val="en-US" w:eastAsia="zh-CN"/>
         </w:rPr>
+        <w:t>Lx07_App_A</w:t>
+      </w:r>
+      <w:r>
+        <w:rPr>
+          <w:rFonts w:hint="eastAsia"/>
+          <w:lang w:val="en-US" w:eastAsia="zh-CN"/>
+        </w:rPr>
+        <w:t>.hex和</w:t>
+      </w:r>
+      <w:r>
+        <w:rPr>
+          <w:rFonts w:hint="default"/>
+          <w:lang w:val="en-US" w:eastAsia="zh-CN"/>
+        </w:rPr>
         <w:t>Lx07_App_</w:t>
       </w:r>
       <w:r>
@@ -803,7 +900,27 @@
           <w:rFonts w:hint="eastAsia"/>
           <w:lang w:val="en-US" w:eastAsia="zh-CN"/>
         </w:rPr>
-        <w:t>B--&gt;Lx07_App_B</w:t>
+        <w:t>B.hex复制到</w:t>
+      </w:r>
+    </w:p>
+    <w:p>
+      <w:pPr>
+        <w:numPr>
+          <w:ilvl w:val="0"/>
+          <w:numId w:val="0"/>
+        </w:numPr>
+        <w:ind w:leftChars="0"/>
+        <w:rPr>
+          <w:rFonts w:hint="default"/>
+          <w:lang w:val="en-US" w:eastAsia="zh-CN"/>
+        </w:rPr>
+      </w:pPr>
+      <w:r>
+        <w:rPr>
+          <w:rFonts w:hint="eastAsia"/>
+          <w:lang w:val="en-US" w:eastAsia="zh-CN"/>
+        </w:rPr>
+        <w:t>lx07_update\app\Lx07_Project\KeilProject\Objects路径下即可</w:t>
       </w:r>
       <w:bookmarkStart w:id="0" w:name="_GoBack"/>
       <w:bookmarkEnd w:id="0"/>
